--- a/assets/templates/delivery_note_template.docx
+++ b/assets/templates/delivery_note_template.docx
@@ -321,7 +321,23 @@
           <w:sz w:val="32"/>
           <w:cs/>
         </w:rPr>
-        <w:t xml:space="preserve"> (</w:t>
+        <w:t xml:space="preserve"> </w:t>
+      </w:r>
+      <w:r>
+        <w:rPr>
+          <w:rFonts w:ascii="TH SarabunIT๙" w:eastAsia="Times New Roman" w:hAnsi="TH SarabunIT๙" w:cs="TH SarabunIT๙"/>
+          <w:sz w:val="32"/>
+          <w:cs/>
+        </w:rPr>
+        <w:t>{{if:vendor_has_shop_name}}</w:t>
+      </w:r>
+      <w:r>
+        <w:rPr>
+          <w:rFonts w:ascii="TH SarabunIT๙" w:eastAsia="Times New Roman" w:hAnsi="TH SarabunIT๙" w:cs="TH SarabunIT๙"/>
+          <w:sz w:val="32"/>
+          <w:cs/>
+        </w:rPr>
+        <w:t>(</w:t>
       </w:r>
       <w:r>
         <w:rPr>
@@ -337,7 +353,23 @@
           <w:sz w:val="32"/>
           <w:cs/>
         </w:rPr>
-        <w:t xml:space="preserve">) </w:t>
+        <w:t>)</w:t>
+      </w:r>
+      <w:r>
+        <w:rPr>
+          <w:rFonts w:ascii="TH SarabunIT๙" w:eastAsia="Times New Roman" w:hAnsi="TH SarabunIT๙" w:cs="TH SarabunIT๙"/>
+          <w:sz w:val="32"/>
+          <w:cs/>
+        </w:rPr>
+        <w:t>{{endif:vendor_has_shop_name}}</w:t>
+      </w:r>
+      <w:r>
+        <w:rPr>
+          <w:rFonts w:ascii="TH SarabunIT๙" w:eastAsia="Times New Roman" w:hAnsi="TH SarabunIT๙" w:cs="TH SarabunIT๙"/>
+          <w:sz w:val="32"/>
+          <w:cs/>
+        </w:rPr>
+        <w:t xml:space="preserve"> </w:t>
       </w:r>
       <w:r>
         <w:rPr>
